--- a/assets/docs/30_KNTT_-Bai-2_Can-bang-trong-dung-dich-nuoc-_Hue-Ha.docx
+++ b/assets/docs/30_KNTT_-Bai-2_Can-bang-trong-dung-dich-nuoc-_Hue-Ha.docx
@@ -15617,7 +15617,7 @@
           <w:rStyle w:val="Hyperlink"/>
           <w:rFonts w:cs="Times New Roman"/>
         </w:rPr>
-        <w:t>http://o2.edu.vn</w:t>
+        <w:t>https://giasu.ai.vn/</w:t>
       </w:r>
     </w:hyperlink>
     <w:bookmarkStart w:id="0" w:name="_GoBack"/>
@@ -15744,7 +15744,7 @@
           <w:rStyle w:val="Hyperlink"/>
           <w:rFonts w:cs="Times New Roman"/>
         </w:rPr>
-        <w:t>http://o2.edu.vn</w:t>
+        <w:t>https://giasu.ai.vn/</w:t>
       </w:r>
     </w:hyperlink>
   </w:p>
